--- a/informes/informe_seguimiento_emilio_rivas_audi_2026-03.docx
+++ b/informes/informe_seguimiento_emilio_rivas_audi_2026-03.docx
@@ -58,6 +58,14 @@
         <w:pStyle w:val="ListBullet"/>
       </w:pPr>
       <w:r>
+        <w:t>ICC Modulo Proactividad Comercial — Posicion 3 de 143 | Puntuacion del modulo: 7,85</w:t>
+      </w:r>
+    </w:p>
+    <w:p>
+      <w:pPr>
+        <w:pStyle w:val="ListBullet"/>
+      </w:pPr>
+      <w:r>
         <w:t>Desgaste total 252.57% (posicion 2/7 del ranking): por encima del umbral de referencia (220%).</w:t>
       </w:r>
     </w:p>
@@ -85,6 +93,71 @@
         <w:t>Variacion mano de obra respecto a hace 2 anos: +41.38%.</w:t>
       </w:r>
     </w:p>
+    <w:p>
+      <w:pPr>
+        <w:pStyle w:val="ListBullet"/>
+      </w:pPr>
+      <w:r>
+        <w:t>ICC - Ext. Garantia: 84,8% (media 65,5%, Top20 91,8%). Fortaleza, muy por encima de la media.</w:t>
+      </w:r>
+    </w:p>
+    <w:p>
+      <w:pPr>
+        <w:pStyle w:val="ListBullet"/>
+      </w:pPr>
+      <w:r>
+        <w:t>ICC - Sust. Neumaticos: 27,2% (media 24,1%, Top20 46,0%). Supera ligeramente la media.</w:t>
+      </w:r>
+    </w:p>
+    <w:p>
+      <w:pPr>
+        <w:pStyle w:val="ListBullet"/>
+      </w:pPr>
+      <w:r>
+        <w:t>ICC - Radar (Desgaste): 116,69% (media 98,3%, Top20 162,8%). Supera el objetivo teorico del 100%.</w:t>
+      </w:r>
+    </w:p>
+    <w:p>
+      <w:pPr>
+        <w:pStyle w:val="ListBullet"/>
+      </w:pPr>
+      <w:r>
+        <w:t>ICC - At. Comerciales: 7,56% (media 6,3%, Top20 20,96%). Ratio por encima de la media.</w:t>
+      </w:r>
+    </w:p>
+    <w:p>
+      <w:r>
+        <w:rPr>
+          <w:b/>
+          <w:color w:val="C0392B"/>
+        </w:rPr>
+        <w:t>Puntos a mejorar</w:t>
+      </w:r>
+    </w:p>
+    <w:p>
+      <w:pPr>
+        <w:pStyle w:val="ListBullet"/>
+      </w:pPr>
+      <w:r>
+        <w:t>ICC - RGPD: 80,4% (media 72,4%, Top20 90,3%). Puntuacion 0,00 por no alcanzar el umbral del 85%.</w:t>
+      </w:r>
+    </w:p>
+    <w:p>
+      <w:pPr>
+        <w:pStyle w:val="ListBullet"/>
+      </w:pPr>
+      <w:r>
+        <w:t>ICC - Accesorios: sin actividad registrada (#DIV/0). Critico.</w:t>
+      </w:r>
+    </w:p>
+    <w:p>
+      <w:pPr>
+        <w:pStyle w:val="ListBullet"/>
+      </w:pPr>
+      <w:r>
+        <w:t>ICC - Campanas Averias: 0% (media 10%, Top20 10%). Oportunidad de negocio perdida. Critico.</w:t>
+      </w:r>
+    </w:p>
     <w:p/>
     <w:p>
       <w:pPr>
@@ -94,6 +167,64 @@
         <w:t>Digital</w:t>
       </w:r>
     </w:p>
+    <w:p>
+      <w:r>
+        <w:rPr>
+          <w:b/>
+          <w:color w:val="1A7A3C"/>
+        </w:rPr>
+        <w:t>Puntos positivos</w:t>
+      </w:r>
+    </w:p>
+    <w:p>
+      <w:pPr>
+        <w:pStyle w:val="ListBullet"/>
+      </w:pPr>
+      <w:r>
+        <w:t>ICC Modulo Digital — Posicion 21 de 143 | Puntuacion del modulo: 5,95</w:t>
+      </w:r>
+    </w:p>
+    <w:p>
+      <w:pPr>
+        <w:pStyle w:val="ListBullet"/>
+      </w:pPr>
+      <w:r>
+        <w:t>ICC - Audi CAM: 5,45% (media 5,2%, Top20 18,4%). En linea con la media.</w:t>
+      </w:r>
+    </w:p>
+    <w:p>
+      <w:pPr>
+        <w:pStyle w:val="ListBullet"/>
+      </w:pPr>
+      <w:r>
+        <w:t>ICC - Recovery Conectividad: 56,45% (media 18,1%, Top20 47,69%). Excelente, superior al Top 20.</w:t>
+      </w:r>
+    </w:p>
+    <w:p>
+      <w:pPr>
+        <w:pStyle w:val="ListBullet"/>
+      </w:pPr>
+      <w:r>
+        <w:t>ICC - ONE Score: 6,7 (media 6,6, Top20 8,6). En linea con la media.</w:t>
+      </w:r>
+    </w:p>
+    <w:p>
+      <w:r>
+        <w:rPr>
+          <w:b/>
+          <w:color w:val="C0392B"/>
+        </w:rPr>
+        <w:t>Puntos a mejorar</w:t>
+      </w:r>
+    </w:p>
+    <w:p>
+      <w:pPr>
+        <w:pStyle w:val="ListBullet"/>
+      </w:pPr>
+      <w:r>
+        <w:t>ICC - Cita Online: 0,0% (media 18,1%, Top20 47,6%). Canal totalmente inactivo. Critico.</w:t>
+      </w:r>
+    </w:p>
     <w:p/>
     <w:p>
       <w:pPr>
@@ -101,6 +232,47 @@
       </w:pPr>
       <w:r>
         <w:t>Calidad</w:t>
+      </w:r>
+    </w:p>
+    <w:p>
+      <w:r>
+        <w:rPr>
+          <w:b/>
+          <w:color w:val="1A7A3C"/>
+        </w:rPr>
+        <w:t>Puntos positivos</w:t>
+      </w:r>
+    </w:p>
+    <w:p>
+      <w:pPr>
+        <w:pStyle w:val="ListBullet"/>
+      </w:pPr>
+      <w:r>
+        <w:t>ICC Modulo Calidad — Posicion 66 de 143 | Puntuacion del modulo: 5,99</w:t>
+      </w:r>
+    </w:p>
+    <w:p>
+      <w:pPr>
+        <w:pStyle w:val="ListBullet"/>
+      </w:pPr>
+      <w:r>
+        <w:t>ICC - CEM Satisfaccion General: 4,8 (media 4,69, Top20 5,0). Buena percepcion del cliente.</w:t>
+      </w:r>
+    </w:p>
+    <w:p>
+      <w:pPr>
+        <w:pStyle w:val="ListBullet"/>
+      </w:pPr>
+      <w:r>
+        <w:t>ICC - Audi Move: 93,3% (media 56,2%, Top20 92,5%). Excelente, nivel Top 20.</w:t>
+      </w:r>
+    </w:p>
+    <w:p>
+      <w:pPr>
+        <w:pStyle w:val="ListBullet"/>
+      </w:pPr>
+      <w:r>
+        <w:t>ICC - Transporte Alternativo: 67,2% (media 56,1%). Muy por encima de la media.</w:t>
       </w:r>
     </w:p>
     <w:p>
@@ -118,6 +290,22 @@
       </w:pPr>
       <w:r>
         <w:t>CAL1SEM: 4.00 (10 puntos Iron Man). Por debajo de 5. Revisar encuestas de satisfaccion.</w:t>
+      </w:r>
+    </w:p>
+    <w:p>
+      <w:pPr>
+        <w:pStyle w:val="ListBullet"/>
+      </w:pPr>
+      <w:r>
+        <w:t>ICC - ICT (Incidencias): 0,8% (media 0,6%, Top20 0%). Ratio de quejas superior a la media.</w:t>
+      </w:r>
+    </w:p>
+    <w:p>
+      <w:pPr>
+        <w:pStyle w:val="ListBullet"/>
+      </w:pPr>
+      <w:r>
+        <w:t>ICC - Contacto Proceso AU: 55,0% (media 74,18%, Top20 96,33%). Fallo en la comunicacion proactiva.</w:t>
       </w:r>
     </w:p>
     <w:p/>
@@ -155,6 +343,198 @@
         <w:t>Recursos generales</w:t>
       </w:r>
     </w:p>
+    <w:p>
+      <w:r>
+        <w:rPr>
+          <w:b/>
+          <w:color w:val="1A7A3C"/>
+        </w:rPr>
+        <w:t>Puntos positivos</w:t>
+      </w:r>
+    </w:p>
+    <w:p>
+      <w:pPr>
+        <w:pStyle w:val="ListBullet"/>
+      </w:pPr>
+      <w:r>
+        <w:t>ICC Modulo Recursos Generales — Posicion 115 de 143 | Puntuacion del modulo: 4,08</w:t>
+      </w:r>
+    </w:p>
+    <w:p>
+      <w:r>
+        <w:rPr>
+          <w:b/>
+          <w:color w:val="C0392B"/>
+        </w:rPr>
+        <w:t>Puntos a mejorar</w:t>
+      </w:r>
+    </w:p>
+    <w:p>
+      <w:pPr>
+        <w:pStyle w:val="ListBullet"/>
+      </w:pPr>
+      <w:r>
+        <w:t>ICC - Ocupacion (PLATON): 78,6% (media 88,51%, Top20 98,06%). Taller con capacidad ociosa.</w:t>
+      </w:r>
+    </w:p>
+    <w:p>
+      <w:pPr>
+        <w:pStyle w:val="ListBullet"/>
+      </w:pPr>
+      <w:r>
+        <w:t>ICC - T. Cita Mecanica: 22,8 dias (media 18,22, Top20 15,32). Esperas excesivas para el cliente. Critico.</w:t>
+      </w:r>
+    </w:p>
+    <w:p>
+      <w:pPr>
+        <w:pStyle w:val="ListBullet"/>
+      </w:pPr>
+      <w:r>
+        <w:t>ICC - T. Ciclo Carroceria: 10,2 dias (media 6,62, Top20 5,78). Proceso de chapa lento. Critico.</w:t>
+      </w:r>
+    </w:p>
+    <w:p>
+      <w:pPr>
+        <w:pStyle w:val="ListBullet"/>
+      </w:pPr>
+      <w:r>
+        <w:t>ICC - Mantenimientos &lt;24h: 30,9% (media 44,92%, Top20 70,07%). Baja rapidez en mantenimientos.</w:t>
+      </w:r>
+    </w:p>
+    <w:p>
+      <w:pPr>
+        <w:pStyle w:val="ListBullet"/>
+      </w:pPr>
+      <w:r>
+        <w:t>ICC - Pedido Talentia: 63% (media 90,9%, Top20 230,8%). Gestion de pedidos mejorable.</w:t>
+      </w:r>
+    </w:p>
+    <w:p/>
+    <w:p>
+      <w:pPr>
+        <w:pStyle w:val="Heading1"/>
+      </w:pPr>
+      <w:r>
+        <w:t>Carroceria</w:t>
+      </w:r>
+    </w:p>
+    <w:p>
+      <w:r>
+        <w:rPr>
+          <w:b/>
+          <w:color w:val="1A7A3C"/>
+        </w:rPr>
+        <w:t>Puntos positivos</w:t>
+      </w:r>
+    </w:p>
+    <w:p>
+      <w:pPr>
+        <w:pStyle w:val="ListBullet"/>
+      </w:pPr>
+      <w:r>
+        <w:t>ICC Modulo Carroceria — Posicion 15 de 143 | Puntuacion del modulo: 7,67</w:t>
+      </w:r>
+    </w:p>
+    <w:p>
+      <w:pPr>
+        <w:pStyle w:val="ListBullet"/>
+      </w:pPr>
+      <w:r>
+        <w:t>ICC - Fidelidad Mecanica: 41,0% (media 5,6%, Top20 1,9%). Derivacion masiva de clientes a chapa.</w:t>
+      </w:r>
+    </w:p>
+    <w:p>
+      <w:pPr>
+        <w:pStyle w:val="ListBullet"/>
+      </w:pPr>
+      <w:r>
+        <w:t>ICC - CEM Carroceria: 5,0 (media 4,78, Top20 5,0). Nivel de satisfaccion Top 20. Excelente.</w:t>
+      </w:r>
+    </w:p>
+    <w:p>
+      <w:pPr>
+        <w:pStyle w:val="ListBullet"/>
+      </w:pPr>
+      <w:r>
+        <w:t>ICC - Recup. Siniestros: 100% (media 96,7%, Top20 100%). Gestion perfecta del programa.</w:t>
+      </w:r>
+    </w:p>
+    <w:p>
+      <w:r>
+        <w:rPr>
+          <w:b/>
+          <w:color w:val="C0392B"/>
+        </w:rPr>
+        <w:t>Puntos a mejorar</w:t>
+      </w:r>
+    </w:p>
+    <w:p>
+      <w:pPr>
+        <w:pStyle w:val="ListBullet"/>
+      </w:pPr>
+      <w:r>
+        <w:t>ICC - Retencion Parque: -14,4% (media -10,7%, Top20 1,9%). Caida superior a la media nacional.</w:t>
+      </w:r>
+    </w:p>
+    <w:p/>
+    <w:p>
+      <w:pPr>
+        <w:pStyle w:val="Heading1"/>
+      </w:pPr>
+      <w:r>
+        <w:t>Personas</w:t>
+      </w:r>
+    </w:p>
+    <w:p>
+      <w:r>
+        <w:rPr>
+          <w:b/>
+          <w:color w:val="1A7A3C"/>
+        </w:rPr>
+        <w:t>Puntos positivos</w:t>
+      </w:r>
+    </w:p>
+    <w:p>
+      <w:pPr>
+        <w:pStyle w:val="ListBullet"/>
+      </w:pPr>
+      <w:r>
+        <w:t>ICC Modulo Personas — Posicion 76 de 143 | Puntuacion del modulo: 7,94</w:t>
+      </w:r>
+    </w:p>
+    <w:p>
+      <w:pPr>
+        <w:pStyle w:val="ListBullet"/>
+      </w:pPr>
+      <w:r>
+        <w:t>ICC - Formacion (% No Asistencia): 9,6% (media 10,5%, Top20 0,0%). Mejor asistencia que la media.</w:t>
+      </w:r>
+    </w:p>
+    <w:p>
+      <w:r>
+        <w:rPr>
+          <w:b/>
+          <w:color w:val="C0392B"/>
+        </w:rPr>
+        <w:t>Puntos a mejorar</w:t>
+      </w:r>
+    </w:p>
+    <w:p>
+      <w:pPr>
+        <w:pStyle w:val="ListBullet"/>
+      </w:pPr>
+      <w:r>
+        <w:t>ICC - Formacion (% Certificados): 98,6% (media 99,29%, Top20 100%). Ligeramente por debajo de la media.</w:t>
+      </w:r>
+    </w:p>
+    <w:p>
+      <w:pPr>
+        <w:pStyle w:val="ListBullet"/>
+      </w:pPr>
+      <w:r>
+        <w:t>ICC - Retencion Personal: 95,7% (media 99,2%, Top20 100%). Estabilidad de plantilla por mejorar.</w:t>
+      </w:r>
+    </w:p>
     <w:p/>
     <w:p>
       <w:pPr>
@@ -178,7 +558,15 @@
         <w:pStyle w:val="ListBullet"/>
       </w:pPr>
       <w:r>
-        <w:t>ICC: posicion 3 en el ranking de marca. Posicion destacada (top 10).</w:t>
+        <w:t>ICC global: posicion 3 de 143 | Puntuacion: 7,85</w:t>
+      </w:r>
+    </w:p>
+    <w:p>
+      <w:pPr>
+        <w:pStyle w:val="ListBullet"/>
+      </w:pPr>
+      <w:r>
+        <w:t>Iron Man ICC: posicion 3 en el ranking de marca. Posicion destacada (top 10).</w:t>
       </w:r>
     </w:p>
     <w:p>
@@ -201,62 +589,99 @@
     <w:tbl>
       <w:tblPr>
         <w:tblStyle w:val="TableGrid"/>
-        <w:tblW w:w="0" w:type="auto"/>
+        <w:tblW w:type="auto" w:w="0"/>
+        <w:tblLook w:firstColumn="1" w:firstRow="1" w:lastColumn="0" w:lastRow="0" w:noHBand="0" w:noVBand="1" w:val="04A0"/>
       </w:tblPr>
+      <w:tblGrid>
+        <w:gridCol w:w="3010"/>
+        <w:gridCol w:w="3010"/>
+        <w:gridCol w:w="3010"/>
+      </w:tblGrid>
       <w:tr>
         <w:tc>
-          <w:tcPr/>
+          <w:tcPr>
+            <w:tcW w:type="dxa" w:w="3010"/>
+          </w:tcPr>
           <w:p>
             <w:r>
               <w:rPr>
                 <w:b/>
               </w:rPr>
-              <w:t xml:space="preserve">Tarea</w:t>
+              <w:t>Tarea</w:t>
             </w:r>
           </w:p>
         </w:tc>
         <w:tc>
-          <w:tcPr/>
+          <w:tcPr>
+            <w:tcW w:type="dxa" w:w="3010"/>
+          </w:tcPr>
           <w:p>
             <w:r>
               <w:rPr>
                 <w:b/>
               </w:rPr>
-              <w:t xml:space="preserve">Responsable</w:t>
+              <w:t>Responsable</w:t>
             </w:r>
           </w:p>
         </w:tc>
         <w:tc>
-          <w:tcPr/>
+          <w:tcPr>
+            <w:tcW w:type="dxa" w:w="3010"/>
+          </w:tcPr>
           <w:p>
             <w:r>
               <w:rPr>
                 <w:b/>
               </w:rPr>
-              <w:t xml:space="preserve">Fecha límite</w:t>
+              <w:t>Fecha limite</w:t>
+            </w:r>
+          </w:p>
+        </w:tc>
+        <w:tc>
+          <w:tcPr>
+            <w:tcW w:type="dxa" w:w="3010"/>
+          </w:tcPr>
+          <w:p>
+            <w:r>
+              <w:rPr>
+                <w:b/>
+              </w:rPr>
+              <w:t>Grado de cumplimentación</w:t>
             </w:r>
           </w:p>
         </w:tc>
       </w:tr>
       <w:tr>
         <w:tc>
-          <w:tcPr/>
+          <w:tcPr>
+            <w:tcW w:type="dxa" w:w="3010"/>
+          </w:tcPr>
           <w:p>
             <w:r>
-              <w:t xml:space="preserve">Utilizar el Laser de desgaste</w:t>
+              <w:t>Utilizar el Laser de desgaste</w:t>
             </w:r>
           </w:p>
         </w:tc>
         <w:tc>
-          <w:tcPr/>
+          <w:tcPr>
+            <w:tcW w:type="dxa" w:w="3010"/>
+          </w:tcPr>
           <w:p>
-            <w:r>
-              <w:t/>
-            </w:r>
+            <w:r/>
           </w:p>
         </w:tc>
         <w:tc>
-          <w:tcPr/>
+          <w:tcPr>
+            <w:tcW w:type="dxa" w:w="3010"/>
+          </w:tcPr>
+          <w:p>
+            <w:r/>
+          </w:p>
+        </w:tc>
+        <w:tc>
+          <w:tcPr>
+            <w:tcW w:type="dxa" w:w="3010"/>
+          </w:tcPr>
           <w:p>
             <w:r>
               <w:t/>
@@ -266,6 +691,12 @@
       </w:tr>
     </w:tbl>
     <w:p/>
+    <w:sectPr>
+      <w:pgSz w:w="11909" w:h="16834"/>
+      <w:pgMar w:top="1440" w:right="1440" w:bottom="1440" w:left="1440" w:header="720" w:footer="720" w:gutter="0"/>
+      <w:cols w:space="720"/>
+      <w:docGrid w:linePitch="360"/>
+    </w:sectPr>
   </w:body>
 </w:document>
 </file>
